--- a/docs/卒論(参考資料)/使用するサーバー(Brevo)について/使うメールアドレスとその設定.docx
+++ b/docs/卒論(参考資料)/使用するサーバー(Brevo)について/使うメールアドレスとその設定.docx
@@ -25,33 +25,37 @@
         </w:rPr>
         <w:t xml:space="preserve"> ・・・パスワード「</w:t>
       </w:r>
-      <w:r>
-        <w:fldChar w:fldCharType="begin"/>
-      </w:r>
-      <w:r>
-        <w:instrText>HYPERLINK "mailto:Account_auth.send_email@7"</w:instrText>
-      </w:r>
-      <w:r>
-        <w:fldChar w:fldCharType="separate"/>
-      </w:r>
-      <w:r>
-        <w:rPr>
-          <w:rStyle w:val="ae"/>
+      <w:hyperlink r:id="rId7" w:history="1">
+        <w:r>
+          <w:rPr>
+            <w:rStyle w:val="ae"/>
+            <w:rFonts w:hint="eastAsia"/>
+          </w:rPr>
+          <w:t>Account_auth.send_email@7</w:t>
+        </w:r>
+      </w:hyperlink>
+      <w:r>
+        <w:rPr>
           <w:rFonts w:hint="eastAsia"/>
         </w:rPr>
-        <w:t>Account_auth.send_email@7</w:t>
-      </w:r>
-      <w:r>
-        <w:rPr>
-          <w:rStyle w:val="ae"/>
-        </w:rPr>
-        <w:fldChar w:fldCharType="end"/>
-      </w:r>
+        <w:t>」</w:t>
+      </w:r>
+    </w:p>
+    <w:p/>
+    <w:p>
       <w:r>
         <w:rPr>
           <w:rFonts w:hint="eastAsia"/>
         </w:rPr>
-        <w:t>」</w:t>
+        <w:t>[表示名]</w:t>
+      </w:r>
+    </w:p>
+    <w:p>
+      <w:r>
+        <w:rPr>
+          <w:rFonts w:hint="eastAsia"/>
+        </w:rPr>
+        <w:t>medi-watch</w:t>
       </w:r>
     </w:p>
     <w:p/>
@@ -60,46 +64,7 @@
         <w:rPr>
           <w:rFonts w:hint="eastAsia"/>
         </w:rPr>
-        <w:t>[表示名]</w:t>
-      </w:r>
-    </w:p>
-    <w:p>
-      <w:proofErr w:type="spellStart"/>
-      <w:r>
-        <w:rPr>
-          <w:rFonts w:hint="eastAsia"/>
-        </w:rPr>
-        <w:t>medi</w:t>
-      </w:r>
-      <w:proofErr w:type="spellEnd"/>
-      <w:r>
-        <w:rPr>
-          <w:rFonts w:hint="eastAsia"/>
-        </w:rPr>
-        <w:t>-watch</w:t>
-      </w:r>
-    </w:p>
-    <w:p/>
-    <w:p>
-      <w:r>
-        <w:rPr>
-          <w:rFonts w:hint="eastAsia"/>
-        </w:rPr>
-        <w:t>[</w:t>
-      </w:r>
-      <w:proofErr w:type="spellStart"/>
-      <w:r>
-        <w:rPr>
-          <w:rFonts w:hint="eastAsia"/>
-        </w:rPr>
-        <w:t>Brevo</w:t>
-      </w:r>
-      <w:proofErr w:type="spellEnd"/>
-      <w:r>
-        <w:rPr>
-          <w:rFonts w:hint="eastAsia"/>
-        </w:rPr>
-        <w:t>への登録情報]</w:t>
+        <w:t>[Brevoへの登録情報]</w:t>
       </w:r>
     </w:p>
     <w:p>
@@ -112,55 +77,6 @@
             <wp:extent cx="5400040" cy="3697605"/>
             <wp:effectExtent l="0" t="0" r="0" b="0"/>
             <wp:docPr id="1" name="図 1"/>
-            <wp:cNvGraphicFramePr>
-              <a:graphicFrameLocks xmlns:a="http://schemas.openxmlformats.org/drawingml/2006/main" noChangeAspect="1"/>
-            </wp:cNvGraphicFramePr>
-            <a:graphic xmlns:a="http://schemas.openxmlformats.org/drawingml/2006/main">
-              <a:graphicData uri="http://schemas.openxmlformats.org/drawingml/2006/picture">
-                <pic:pic xmlns:pic="http://schemas.openxmlformats.org/drawingml/2006/picture">
-                  <pic:nvPicPr>
-                    <pic:cNvPr id="1" name=""/>
-                    <pic:cNvPicPr/>
-                  </pic:nvPicPr>
-                  <pic:blipFill>
-                    <a:blip r:embed="rId7"/>
-                    <a:stretch>
-                      <a:fillRect/>
-                    </a:stretch>
-                  </pic:blipFill>
-                  <pic:spPr>
-                    <a:xfrm>
-                      <a:off x="0" y="0"/>
-                      <a:ext cx="5400040" cy="3697605"/>
-                    </a:xfrm>
-                    <a:prstGeom prst="rect">
-                      <a:avLst/>
-                    </a:prstGeom>
-                  </pic:spPr>
-                </pic:pic>
-              </a:graphicData>
-            </a:graphic>
-          </wp:inline>
-        </w:drawing>
-      </w:r>
-    </w:p>
-    <w:p/>
-    <w:p>
-      <w:r>
-        <w:rPr>
-          <w:rFonts w:hint="eastAsia"/>
-        </w:rPr>
-        <w:lastRenderedPageBreak/>
-        <w:t>[作成するSMTP Keyの情報]</w:t>
-      </w:r>
-    </w:p>
-    <w:p>
-      <w:r>
-        <w:drawing>
-          <wp:inline distT="0" distB="0" distL="0" distR="0" wp14:anchorId="576DF6AF" wp14:editId="1AE7AF52">
-            <wp:extent cx="5400040" cy="4834255"/>
-            <wp:effectExtent l="0" t="0" r="0" b="4445"/>
-            <wp:docPr id="2" name="図 2"/>
             <wp:cNvGraphicFramePr>
               <a:graphicFrameLocks xmlns:a="http://schemas.openxmlformats.org/drawingml/2006/main" noChangeAspect="1"/>
             </wp:cNvGraphicFramePr>
@@ -180,6 +96,58 @@
                   <pic:spPr>
                     <a:xfrm>
                       <a:off x="0" y="0"/>
+                      <a:ext cx="5400040" cy="3697605"/>
+                    </a:xfrm>
+                    <a:prstGeom prst="rect">
+                      <a:avLst/>
+                    </a:prstGeom>
+                  </pic:spPr>
+                </pic:pic>
+              </a:graphicData>
+            </a:graphic>
+          </wp:inline>
+        </w:drawing>
+      </w:r>
+    </w:p>
+    <w:p/>
+    <w:p>
+      <w:r>
+        <w:rPr>
+          <w:rFonts w:hint="eastAsia"/>
+        </w:rPr>
+        <w:lastRenderedPageBreak/>
+        <w:t>[作成するSMTP Keyの情報]</w:t>
+      </w:r>
+    </w:p>
+    <w:p>
+      <w:r>
+        <w:rPr>
+          <w:noProof/>
+        </w:rPr>
+        <w:drawing>
+          <wp:inline distT="0" distB="0" distL="0" distR="0" wp14:anchorId="576DF6AF" wp14:editId="1AE7AF52">
+            <wp:extent cx="5400040" cy="4834255"/>
+            <wp:effectExtent l="0" t="0" r="0" b="4445"/>
+            <wp:docPr id="2" name="図 2"/>
+            <wp:cNvGraphicFramePr>
+              <a:graphicFrameLocks xmlns:a="http://schemas.openxmlformats.org/drawingml/2006/main" noChangeAspect="1"/>
+            </wp:cNvGraphicFramePr>
+            <a:graphic xmlns:a="http://schemas.openxmlformats.org/drawingml/2006/main">
+              <a:graphicData uri="http://schemas.openxmlformats.org/drawingml/2006/picture">
+                <pic:pic xmlns:pic="http://schemas.openxmlformats.org/drawingml/2006/picture">
+                  <pic:nvPicPr>
+                    <pic:cNvPr id="1" name=""/>
+                    <pic:cNvPicPr/>
+                  </pic:nvPicPr>
+                  <pic:blipFill>
+                    <a:blip r:embed="rId9"/>
+                    <a:stretch>
+                      <a:fillRect/>
+                    </a:stretch>
+                  </pic:blipFill>
+                  <pic:spPr>
+                    <a:xfrm>
+                      <a:off x="0" y="0"/>
                       <a:ext cx="5400040" cy="4834255"/>
                     </a:xfrm>
                     <a:prstGeom prst="rect">
@@ -195,23 +163,193 @@
     </w:p>
     <w:p/>
     <w:p>
+      <w:r>
+        <w:rPr>
+          <w:rFonts w:hint="eastAsia"/>
+        </w:rPr>
+        <w:t>[SMTP Key]</w:t>
+      </w:r>
+      <w:r>
+        <w:br/>
+      </w:r>
+      <w:r>
+        <w:t>xsmtpsib-cb07a5ad626af7c5c9ae9cea0b8b2bb4e1ad0fb8e4d79d909d8d1c0dc345dc8b-cxYXcC5C3wOJgOJm</w:t>
+      </w:r>
+    </w:p>
+    <w:p/>
+    <w:p>
       <w:pPr>
         <w:rPr>
+          <w:b/>
+          <w:bCs/>
+        </w:rPr>
+      </w:pPr>
+      <w:r>
+        <w:rPr>
           <w:rFonts w:hint="eastAsia"/>
         </w:rPr>
+        <w:lastRenderedPageBreak/>
+        <w:t>[</w:t>
+      </w:r>
+      <w:r>
+        <w:rPr>
+          <w:b/>
+          <w:bCs/>
+        </w:rPr>
+        <w:t>Your SMTP Settings</w:t>
+      </w:r>
+      <w:r>
+        <w:rPr>
+          <w:rFonts w:hint="eastAsia"/>
+          <w:b/>
+          <w:bCs/>
+        </w:rPr>
+        <w:t>]</w:t>
+      </w:r>
+      <w:r>
+        <w:rPr>
+          <w:b/>
+          <w:bCs/>
+        </w:rPr>
+        <w:br/>
+      </w:r>
+      <w:r>
+        <w:rPr>
+          <w:b/>
+          <w:bCs/>
+        </w:rPr>
+        <w:drawing>
+          <wp:inline distT="0" distB="0" distL="0" distR="0" wp14:anchorId="185F7A50" wp14:editId="21E420BD">
+            <wp:extent cx="5172797" cy="1676634"/>
+            <wp:effectExtent l="0" t="0" r="8890" b="0"/>
+            <wp:docPr id="3" name="図 3"/>
+            <wp:cNvGraphicFramePr>
+              <a:graphicFrameLocks xmlns:a="http://schemas.openxmlformats.org/drawingml/2006/main" noChangeAspect="1"/>
+            </wp:cNvGraphicFramePr>
+            <a:graphic xmlns:a="http://schemas.openxmlformats.org/drawingml/2006/main">
+              <a:graphicData uri="http://schemas.openxmlformats.org/drawingml/2006/picture">
+                <pic:pic xmlns:pic="http://schemas.openxmlformats.org/drawingml/2006/picture">
+                  <pic:nvPicPr>
+                    <pic:cNvPr id="1" name=""/>
+                    <pic:cNvPicPr/>
+                  </pic:nvPicPr>
+                  <pic:blipFill>
+                    <a:blip r:embed="rId10"/>
+                    <a:stretch>
+                      <a:fillRect/>
+                    </a:stretch>
+                  </pic:blipFill>
+                  <pic:spPr>
+                    <a:xfrm>
+                      <a:off x="0" y="0"/>
+                      <a:ext cx="5172797" cy="1676634"/>
+                    </a:xfrm>
+                    <a:prstGeom prst="rect">
+                      <a:avLst/>
+                    </a:prstGeom>
+                  </pic:spPr>
+                </pic:pic>
+              </a:graphicData>
+            </a:graphic>
+          </wp:inline>
+        </w:drawing>
+      </w:r>
+    </w:p>
+    <w:p>
+      <w:pPr>
+        <w:rPr>
+          <w:b/>
+          <w:bCs/>
+        </w:rPr>
       </w:pPr>
+    </w:p>
+    <w:p>
+      <w:pPr>
+        <w:rPr>
+          <w:b/>
+          <w:bCs/>
+        </w:rPr>
+      </w:pPr>
       <w:r>
         <w:rPr>
           <w:rFonts w:hint="eastAsia"/>
-        </w:rPr>
-        <w:t>[SMTP Key]</w:t>
-      </w:r>
-      <w:r>
-        <w:br/>
-      </w:r>
-      <w:r>
-        <w:t>xsmtpsib-cb07a5ad626af7c5c9ae9cea0b8b2bb4e1ad0fb8e4d79d909d8d1c0dc345dc8b-cxYXcC5C3wOJgOJm</w:t>
-      </w:r>
+          <w:b/>
+          <w:bCs/>
+        </w:rPr>
+        <w:t>[</w:t>
+      </w:r>
+      <w:r>
+        <w:rPr>
+          <w:b/>
+          <w:bCs/>
+        </w:rPr>
+        <w:t>Your SMTP Keys</w:t>
+      </w:r>
+      <w:r>
+        <w:rPr>
+          <w:rFonts w:hint="eastAsia"/>
+          <w:b/>
+          <w:bCs/>
+        </w:rPr>
+        <w:t>]</w:t>
+      </w:r>
+    </w:p>
+    <w:p>
+      <w:pPr>
+        <w:rPr>
+          <w:rFonts w:hint="eastAsia"/>
+          <w:b/>
+          <w:bCs/>
+        </w:rPr>
+      </w:pPr>
+      <w:r>
+        <w:rPr>
+          <w:b/>
+          <w:bCs/>
+        </w:rPr>
+        <w:drawing>
+          <wp:inline distT="0" distB="0" distL="0" distR="0" wp14:anchorId="5A9F5165" wp14:editId="15BEAD49">
+            <wp:extent cx="5400040" cy="750570"/>
+            <wp:effectExtent l="0" t="0" r="0" b="0"/>
+            <wp:docPr id="4" name="図 4"/>
+            <wp:cNvGraphicFramePr>
+              <a:graphicFrameLocks xmlns:a="http://schemas.openxmlformats.org/drawingml/2006/main" noChangeAspect="1"/>
+            </wp:cNvGraphicFramePr>
+            <a:graphic xmlns:a="http://schemas.openxmlformats.org/drawingml/2006/main">
+              <a:graphicData uri="http://schemas.openxmlformats.org/drawingml/2006/picture">
+                <pic:pic xmlns:pic="http://schemas.openxmlformats.org/drawingml/2006/picture">
+                  <pic:nvPicPr>
+                    <pic:cNvPr id="1" name=""/>
+                    <pic:cNvPicPr/>
+                  </pic:nvPicPr>
+                  <pic:blipFill>
+                    <a:blip r:embed="rId11"/>
+                    <a:stretch>
+                      <a:fillRect/>
+                    </a:stretch>
+                  </pic:blipFill>
+                  <pic:spPr>
+                    <a:xfrm>
+                      <a:off x="0" y="0"/>
+                      <a:ext cx="5400040" cy="750570"/>
+                    </a:xfrm>
+                    <a:prstGeom prst="rect">
+                      <a:avLst/>
+                    </a:prstGeom>
+                  </pic:spPr>
+                </pic:pic>
+              </a:graphicData>
+            </a:graphic>
+          </wp:inline>
+        </w:drawing>
+      </w:r>
+    </w:p>
+    <w:p>
+      <w:pPr>
+        <w:rPr>
+          <w:rFonts w:hint="eastAsia"/>
+        </w:rPr>
+      </w:pPr>
     </w:p>
     <w:sectPr>
       <w:pgSz w:w="11906" w:h="16838"/>
@@ -749,7 +887,6 @@
     <w:next w:val="a"/>
     <w:link w:val="40"/>
     <w:uiPriority w:val="9"/>
-    <w:semiHidden/>
     <w:unhideWhenUsed/>
     <w:qFormat/>
     <w:rsid w:val="00F74BEA"/>
@@ -877,7 +1014,6 @@
   <w:style w:type="character" w:default="1" w:styleId="a0">
     <w:name w:val="Default Paragraph Font"/>
     <w:uiPriority w:val="1"/>
-    <w:semiHidden/>
     <w:unhideWhenUsed/>
   </w:style>
   <w:style w:type="table" w:default="1" w:styleId="a1">
@@ -946,7 +1082,6 @@
     <w:basedOn w:val="a0"/>
     <w:link w:val="4"/>
     <w:uiPriority w:val="9"/>
-    <w:semiHidden/>
     <w:rsid w:val="00F74BEA"/>
     <w:rPr>
       <w:rFonts w:asciiTheme="majorHAnsi" w:eastAsiaTheme="majorEastAsia" w:hAnsiTheme="majorHAnsi" w:cstheme="majorBidi"/>
